--- a/Phase-1.docx
+++ b/Phase-1.docx
@@ -278,7 +278,7 @@
     <w:p>
       <w:r>
         <w:pict w14:anchorId="32FE5FFD">
-          <v:rect id="_x0000_i1091" style="width:0;height:1.5pt" o:hralign="center" o:hrstd="t" o:hr="t" fillcolor="#a0a0a0" stroked="f"/>
+          <v:rect id="_x0000_i1025" style="width:0;height:1.5pt" o:hralign="center" o:hrstd="t" o:hr="t" fillcolor="#a0a0a0" stroked="f"/>
         </w:pict>
       </w:r>
     </w:p>
@@ -401,7 +401,7 @@
     <w:p>
       <w:r>
         <w:pict w14:anchorId="63B5391C">
-          <v:rect id="_x0000_i1092" style="width:0;height:1.5pt" o:hralign="center" o:hrstd="t" o:hr="t" fillcolor="#a0a0a0" stroked="f"/>
+          <v:rect id="_x0000_i1026" style="width:0;height:1.5pt" o:hralign="center" o:hrstd="t" o:hr="t" fillcolor="#a0a0a0" stroked="f"/>
         </w:pict>
       </w:r>
     </w:p>
@@ -563,7 +563,7 @@
     <w:p>
       <w:r>
         <w:pict w14:anchorId="3A5CDCF6">
-          <v:rect id="_x0000_i1093" style="width:0;height:1.5pt" o:hralign="center" o:hrstd="t" o:hr="t" fillcolor="#a0a0a0" stroked="f"/>
+          <v:rect id="_x0000_i1027" style="width:0;height:1.5pt" o:hralign="center" o:hrstd="t" o:hr="t" fillcolor="#a0a0a0" stroked="f"/>
         </w:pict>
       </w:r>
     </w:p>
@@ -687,7 +687,7 @@
     <w:p>
       <w:r>
         <w:pict w14:anchorId="17959187">
-          <v:rect id="_x0000_i1094" style="width:0;height:1.5pt" o:hralign="center" o:hrstd="t" o:hr="t" fillcolor="#a0a0a0" stroked="f"/>
+          <v:rect id="_x0000_i1028" style="width:0;height:1.5pt" o:hralign="center" o:hrstd="t" o:hr="t" fillcolor="#a0a0a0" stroked="f"/>
         </w:pict>
       </w:r>
     </w:p>
@@ -753,7 +753,7 @@
     <w:p>
       <w:r>
         <w:pict w14:anchorId="5FFC9872">
-          <v:rect id="_x0000_i1095" style="width:0;height:1.5pt" o:hralign="center" o:hrstd="t" o:hr="t" fillcolor="#a0a0a0" stroked="f"/>
+          <v:rect id="_x0000_i1029" style="width:0;height:1.5pt" o:hralign="center" o:hrstd="t" o:hr="t" fillcolor="#a0a0a0" stroked="f"/>
         </w:pict>
       </w:r>
     </w:p>
@@ -861,7 +861,7 @@
     <w:p>
       <w:r>
         <w:pict w14:anchorId="7871344A">
-          <v:rect id="_x0000_i1096" style="width:0;height:1.5pt" o:hralign="center" o:hrstd="t" o:hr="t" fillcolor="#a0a0a0" stroked="f"/>
+          <v:rect id="_x0000_i1030" style="width:0;height:1.5pt" o:hralign="center" o:hrstd="t" o:hr="t" fillcolor="#a0a0a0" stroked="f"/>
         </w:pict>
       </w:r>
     </w:p>
@@ -1117,7 +1117,7 @@
     <w:p>
       <w:r>
         <w:pict w14:anchorId="29EFE3C9">
-          <v:rect id="_x0000_i1097" style="width:0;height:1.5pt" o:hralign="center" o:hrstd="t" o:hr="t" fillcolor="#a0a0a0" stroked="f"/>
+          <v:rect id="_x0000_i1031" style="width:0;height:1.5pt" o:hralign="center" o:hrstd="t" o:hr="t" fillcolor="#a0a0a0" stroked="f"/>
         </w:pict>
       </w:r>
     </w:p>
@@ -1315,7 +1315,7 @@
     <w:p>
       <w:r>
         <w:pict w14:anchorId="730254E2">
-          <v:rect id="_x0000_i1098" style="width:0;height:1.5pt" o:hralign="center" o:hrstd="t" o:hr="t" fillcolor="#a0a0a0" stroked="f"/>
+          <v:rect id="_x0000_i1032" style="width:0;height:1.5pt" o:hralign="center" o:hrstd="t" o:hr="t" fillcolor="#a0a0a0" stroked="f"/>
         </w:pict>
       </w:r>
     </w:p>
@@ -1414,7 +1414,7 @@
     <w:p>
       <w:r>
         <w:pict w14:anchorId="3B7F4B27">
-          <v:rect id="_x0000_i1099" style="width:0;height:1.5pt" o:hralign="center" o:hrstd="t" o:hr="t" fillcolor="#a0a0a0" stroked="f"/>
+          <v:rect id="_x0000_i1033" style="width:0;height:1.5pt" o:hralign="center" o:hrstd="t" o:hr="t" fillcolor="#a0a0a0" stroked="f"/>
         </w:pict>
       </w:r>
     </w:p>
@@ -1579,7 +1579,7 @@
     <w:p>
       <w:r>
         <w:pict w14:anchorId="1D72E41F">
-          <v:rect id="_x0000_i1100" style="width:0;height:1.5pt" o:hralign="center" o:hrstd="t" o:hr="t" fillcolor="#a0a0a0" stroked="f"/>
+          <v:rect id="_x0000_i1034" style="width:0;height:1.5pt" o:hralign="center" o:hrstd="t" o:hr="t" fillcolor="#a0a0a0" stroked="f"/>
         </w:pict>
       </w:r>
     </w:p>
@@ -1697,71 +1697,8 @@
     <w:p>
       <w:r>
         <w:pict w14:anchorId="5BA641A4">
-          <v:rect id="_x0000_i1101" style="width:0;height:1.5pt" o:hralign="center" o:hrstd="t" o:hr="t" fillcolor="#a0a0a0" stroked="f"/>
+          <v:rect id="_x0000_i1035" style="width:0;height:1.5pt" o:hralign="center" o:hrstd="t" o:hr="t" fillcolor="#a0a0a0" stroked="f"/>
         </w:pict>
-      </w:r>
-    </w:p>
-    <w:p>
-      <w:r>
-        <w:t>If you want, I can next:</w:t>
-      </w:r>
-    </w:p>
-    <w:p>
-      <w:pPr>
-        <w:numPr>
-          <w:ilvl w:val="0"/>
-          <w:numId w:val="19"/>
-        </w:numPr>
-      </w:pPr>
-      <w:r>
-        <w:t xml:space="preserve">Turn this into a </w:t>
-      </w:r>
-      <w:r>
-        <w:rPr>
-          <w:b/>
-          <w:bCs/>
-        </w:rPr>
-        <w:t>1–</w:t>
-      </w:r>
-      <w:proofErr w:type="gramStart"/>
-      <w:r>
-        <w:rPr>
-          <w:b/>
-          <w:bCs/>
-        </w:rPr>
-        <w:t>2 page</w:t>
-      </w:r>
-      <w:proofErr w:type="gramEnd"/>
-      <w:r>
-        <w:rPr>
-          <w:b/>
-          <w:bCs/>
-        </w:rPr>
-        <w:t xml:space="preserve"> PDF-ready document (submission format)</w:t>
-      </w:r>
-      <w:r>
-        <w:t xml:space="preserve"> </w:t>
-      </w:r>
-    </w:p>
-    <w:p>
-      <w:pPr>
-        <w:numPr>
-          <w:ilvl w:val="0"/>
-          <w:numId w:val="19"/>
-        </w:numPr>
-      </w:pPr>
-      <w:r>
-        <w:t xml:space="preserve">Or directly help you </w:t>
-      </w:r>
-      <w:r>
-        <w:rPr>
-          <w:b/>
-          <w:bCs/>
-        </w:rPr>
-        <w:t>start Phase 2 with baseline Python agent + sample logs</w:t>
-      </w:r>
-      <w:r>
-        <w:t xml:space="preserve"> </w:t>
       </w:r>
     </w:p>
     <w:p>
@@ -5158,6 +5095,7 @@
   <w:style w:type="character" w:default="1" w:styleId="DefaultParagraphFont">
     <w:name w:val="Default Paragraph Font"/>
     <w:uiPriority w:val="1"/>
+    <w:semiHidden/>
     <w:unhideWhenUsed/>
   </w:style>
   <w:style w:type="table" w:default="1" w:styleId="TableNormal">
